--- a/Meeting Minutes/LMO Board Minutes - August 2025.docx
+++ b/Meeting Minutes/LMO Board Minutes - August 2025.docx
@@ -63,9 +63,16 @@
       <w:r>
         <w:t xml:space="preserve"> </w:t>
       </w:r>
-      <w:r>
-        <w:t>1</w:t>
-      </w:r>
+      <w:ins w:id="0" w:author="Sarah Rudder" w:date="2025-08-05T16:04:00Z" w16du:dateUtc="2025-08-05T20:04:00Z">
+        <w:r>
+          <w:t>25</w:t>
+        </w:r>
+      </w:ins>
+      <w:del w:id="1" w:author="Sarah Rudder" w:date="2025-08-05T16:04:00Z" w16du:dateUtc="2025-08-05T20:04:00Z">
+        <w:r>
+          <w:delText>1</w:delText>
+        </w:r>
+      </w:del>
       <w:r>
         <w:t xml:space="preserve"> </w:t>
       </w:r>
@@ -124,6 +131,9 @@
           <w:ilvl w:val="0"/>
           <w:numId w:val="1"/>
         </w:numPr>
+        <w:rPr>
+          <w:ins w:id="2" w:author="Sarah Rudder" w:date="2025-08-05T16:00:00Z" w16du:dateUtc="2025-08-05T20:00:00Z"/>
+        </w:rPr>
       </w:pPr>
       <w:r>
         <w:t>Michael Fults</w:t>
@@ -136,9 +146,16 @@
           <w:numId w:val="1"/>
         </w:numPr>
       </w:pPr>
-      <w:r>
-        <w:t>Warren Vaneman</w:t>
-      </w:r>
+      <w:ins w:id="3" w:author="Sarah Rudder" w:date="2025-08-05T16:00:00Z" w16du:dateUtc="2025-08-05T20:00:00Z">
+        <w:r>
+          <w:t>Bill Sch</w:t>
+        </w:r>
+      </w:ins>
+      <w:ins w:id="4" w:author="Sarah Rudder" w:date="2025-08-05T16:02:00Z" w16du:dateUtc="2025-08-05T20:02:00Z">
+        <w:r>
+          <w:t>eible</w:t>
+        </w:r>
+      </w:ins>
     </w:p>
     <w:p>
       <w:pPr>
@@ -146,10 +163,31 @@
           <w:ilvl w:val="0"/>
           <w:numId w:val="1"/>
         </w:numPr>
-      </w:pPr>
-      <w:r>
-        <w:t>Elizabeth Steiner</w:t>
-      </w:r>
+        <w:rPr>
+          <w:del w:id="5" w:author="Sarah Rudder" w:date="2025-08-05T16:02:00Z" w16du:dateUtc="2025-08-05T20:02:00Z"/>
+        </w:rPr>
+      </w:pPr>
+      <w:del w:id="6" w:author="Sarah Rudder" w:date="2025-08-05T16:02:00Z" w16du:dateUtc="2025-08-05T20:02:00Z">
+        <w:r>
+          <w:delText>Warren Vaneman</w:delText>
+        </w:r>
+      </w:del>
+    </w:p>
+    <w:p>
+      <w:pPr>
+        <w:numPr>
+          <w:ilvl w:val="0"/>
+          <w:numId w:val="1"/>
+        </w:numPr>
+        <w:rPr>
+          <w:del w:id="7" w:author="Sarah Rudder" w:date="2025-08-05T16:02:00Z" w16du:dateUtc="2025-08-05T20:02:00Z"/>
+        </w:rPr>
+      </w:pPr>
+      <w:del w:id="8" w:author="Sarah Rudder" w:date="2025-08-05T16:02:00Z" w16du:dateUtc="2025-08-05T20:02:00Z">
+        <w:r>
+          <w:delText>Elizabeth Steiner</w:delText>
+        </w:r>
+      </w:del>
     </w:p>
     <w:p>
       <w:pPr>
@@ -333,9 +371,132 @@
       </w:r>
     </w:p>
     <w:p>
+      <w:pPr>
+        <w:rPr>
+          <w:ins w:id="9" w:author="Sarah Rudder" w:date="2025-08-05T16:29:00Z" w16du:dateUtc="2025-08-05T20:29:00Z"/>
+        </w:rPr>
+      </w:pPr>
       <w:r>
         <w:t>4:30 Adjourn</w:t>
       </w:r>
+    </w:p>
+    <w:p>
+      <w:pPr>
+        <w:rPr>
+          <w:ins w:id="10" w:author="Sarah Rudder" w:date="2025-08-05T16:29:00Z" w16du:dateUtc="2025-08-05T20:29:00Z"/>
+        </w:rPr>
+      </w:pPr>
+    </w:p>
+    <w:p>
+      <w:pPr>
+        <w:rPr>
+          <w:ins w:id="11" w:author="Sarah Rudder" w:date="2025-08-05T16:29:00Z" w16du:dateUtc="2025-08-05T20:29:00Z"/>
+        </w:rPr>
+      </w:pPr>
+      <w:ins w:id="12" w:author="Sarah Rudder" w:date="2025-08-05T16:29:00Z" w16du:dateUtc="2025-08-05T20:29:00Z">
+        <w:r>
+          <w:t>Align LMF to Defense Acquisition</w:t>
+        </w:r>
+      </w:ins>
+    </w:p>
+    <w:p>
+      <w:pPr>
+        <w:rPr>
+          <w:ins w:id="13" w:author="Sarah Rudder" w:date="2025-08-05T16:55:00Z" w16du:dateUtc="2025-08-05T20:55:00Z"/>
+        </w:rPr>
+      </w:pPr>
+      <w:ins w:id="14" w:author="Sarah Rudder" w:date="2025-08-05T16:29:00Z" w16du:dateUtc="2025-08-05T20:29:00Z">
+        <w:r>
+          <w:t>LML Appendix on Decision Support</w:t>
+        </w:r>
+      </w:ins>
+    </w:p>
+    <w:p>
+      <w:pPr>
+        <w:rPr>
+          <w:ins w:id="15" w:author="Sarah Rudder" w:date="2025-08-05T16:55:00Z" w16du:dateUtc="2025-08-05T20:55:00Z"/>
+        </w:rPr>
+      </w:pPr>
+    </w:p>
+    <w:p>
+      <w:pPr>
+        <w:rPr>
+          <w:ins w:id="16" w:author="Sarah Rudder" w:date="2025-08-05T16:55:00Z" w16du:dateUtc="2025-08-05T20:55:00Z"/>
+        </w:rPr>
+      </w:pPr>
+      <w:ins w:id="17" w:author="Sarah Rudder" w:date="2025-08-05T16:55:00Z" w16du:dateUtc="2025-08-05T20:55:00Z">
+        <w:r>
+          <w:t>Actions</w:t>
+        </w:r>
+      </w:ins>
+    </w:p>
+    <w:p>
+      <w:pPr>
+        <w:pStyle w:val="ListParagraph"/>
+        <w:numPr>
+          <w:ilvl w:val="0"/>
+          <w:numId w:val="10"/>
+        </w:numPr>
+        <w:rPr>
+          <w:ins w:id="18" w:author="Sarah Rudder" w:date="2025-08-05T16:55:00Z" w16du:dateUtc="2025-08-05T20:55:00Z"/>
+        </w:rPr>
+      </w:pPr>
+      <w:ins w:id="19" w:author="Sarah Rudder" w:date="2025-08-05T16:55:00Z" w16du:dateUtc="2025-08-05T20:55:00Z">
+        <w:r>
+          <w:t>Estimate for WSRC</w:t>
+        </w:r>
+      </w:ins>
+    </w:p>
+    <w:p>
+      <w:pPr>
+        <w:pStyle w:val="ListParagraph"/>
+        <w:numPr>
+          <w:ilvl w:val="0"/>
+          <w:numId w:val="10"/>
+        </w:numPr>
+        <w:rPr>
+          <w:ins w:id="20" w:author="Sarah Rudder" w:date="2025-08-05T16:55:00Z" w16du:dateUtc="2025-08-05T20:55:00Z"/>
+        </w:rPr>
+      </w:pPr>
+      <w:ins w:id="21" w:author="Sarah Rudder" w:date="2025-08-05T16:55:00Z" w16du:dateUtc="2025-08-05T20:55:00Z">
+        <w:r>
+          <w:t>Send meeting invite to Steve for website</w:t>
+        </w:r>
+      </w:ins>
+    </w:p>
+    <w:p>
+      <w:pPr>
+        <w:pStyle w:val="ListParagraph"/>
+        <w:numPr>
+          <w:ilvl w:val="0"/>
+          <w:numId w:val="10"/>
+        </w:numPr>
+        <w:rPr>
+          <w:ins w:id="22" w:author="Sarah Rudder" w:date="2025-08-05T16:57:00Z" w16du:dateUtc="2025-08-05T20:57:00Z"/>
+        </w:rPr>
+      </w:pPr>
+      <w:ins w:id="23" w:author="Sarah Rudder" w:date="2025-08-05T16:55:00Z" w16du:dateUtc="2025-08-05T20:55:00Z">
+        <w:r>
+          <w:t>Follow up with Meredith for website help</w:t>
+        </w:r>
+      </w:ins>
+    </w:p>
+    <w:p>
+      <w:pPr>
+        <w:pStyle w:val="ListParagraph"/>
+        <w:numPr>
+          <w:ilvl w:val="0"/>
+          <w:numId w:val="10"/>
+        </w:numPr>
+        <w:pPrChange w:id="24" w:author="Sarah Rudder" w:date="2025-08-05T16:55:00Z" w16du:dateUtc="2025-08-05T20:55:00Z">
+          <w:pPr/>
+        </w:pPrChange>
+      </w:pPr>
+      <w:ins w:id="25" w:author="Sarah Rudder" w:date="2025-08-05T16:57:00Z" w16du:dateUtc="2025-08-05T20:57:00Z">
+        <w:r>
+          <w:t xml:space="preserve">Add artifacts to </w:t>
+        </w:r>
+      </w:ins>
     </w:p>
     <w:p>
       <w:pPr>
@@ -379,6 +540,7 @@
         <w:pStyle w:val="Heading2"/>
       </w:pPr>
       <w:r>
+        <w:lastRenderedPageBreak/>
         <w:t>3.</w:t>
       </w:r>
       <w:r>
@@ -519,7 +681,6 @@
         <w:pStyle w:val="Heading1"/>
       </w:pPr>
       <w:r>
-        <w:lastRenderedPageBreak/>
         <w:t>4</w:t>
       </w:r>
       <w:r>
@@ -826,7 +987,7 @@
             <w:vAlign w:val="center"/>
           </w:tcPr>
           <w:p>
-            <w:del w:id="0" w:author="Sarah Rudder" w:date="2025-07-01T16:29:00Z" w16du:dateUtc="2025-07-01T20:29:00Z">
+            <w:del w:id="26" w:author="Sarah Rudder [2]" w:date="2025-07-01T16:29:00Z" w16du:dateUtc="2025-07-01T20:29:00Z">
               <w:r>
                 <w:delText>2025-5-1</w:delText>
               </w:r>
@@ -845,7 +1006,7 @@
             <w:vAlign w:val="center"/>
           </w:tcPr>
           <w:p>
-            <w:del w:id="1" w:author="Sarah Rudder" w:date="2025-07-01T16:29:00Z" w16du:dateUtc="2025-07-01T20:29:00Z">
+            <w:del w:id="27" w:author="Sarah Rudder [2]" w:date="2025-07-01T16:29:00Z" w16du:dateUtc="2025-07-01T20:29:00Z">
               <w:r>
                 <w:delText>MBSECON 2025 YouTube Channel</w:delText>
               </w:r>
@@ -864,7 +1025,7 @@
             <w:vAlign w:val="center"/>
           </w:tcPr>
           <w:p>
-            <w:del w:id="2" w:author="Sarah Rudder" w:date="2025-07-01T16:29:00Z" w16du:dateUtc="2025-07-01T20:29:00Z">
+            <w:del w:id="28" w:author="Sarah Rudder [2]" w:date="2025-07-01T16:29:00Z" w16du:dateUtc="2025-07-01T20:29:00Z">
               <w:r>
                 <w:delText>Elizabeth Steiner</w:delText>
               </w:r>
@@ -896,7 +1057,7 @@
             <w:vAlign w:val="center"/>
           </w:tcPr>
           <w:p>
-            <w:del w:id="3" w:author="Sarah Rudder" w:date="2025-07-01T16:29:00Z" w16du:dateUtc="2025-07-01T20:29:00Z">
+            <w:del w:id="29" w:author="Sarah Rudder [2]" w:date="2025-07-01T16:29:00Z" w16du:dateUtc="2025-07-01T20:29:00Z">
               <w:r>
                 <w:delText>Closed</w:delText>
               </w:r>
@@ -917,7 +1078,7 @@
             <w:vAlign w:val="center"/>
           </w:tcPr>
           <w:p>
-            <w:del w:id="4" w:author="Sarah Rudder" w:date="2025-07-01T16:29:00Z" w16du:dateUtc="2025-07-01T20:29:00Z">
+            <w:del w:id="30" w:author="Sarah Rudder [2]" w:date="2025-07-01T16:29:00Z" w16du:dateUtc="2025-07-01T20:29:00Z">
               <w:r>
                 <w:delText>2025-5-2</w:delText>
               </w:r>
@@ -936,7 +1097,7 @@
             <w:vAlign w:val="center"/>
           </w:tcPr>
           <w:p>
-            <w:del w:id="5" w:author="Sarah Rudder" w:date="2025-07-01T16:29:00Z" w16du:dateUtc="2025-07-01T20:29:00Z">
+            <w:del w:id="31" w:author="Sarah Rudder [2]" w:date="2025-07-01T16:29:00Z" w16du:dateUtc="2025-07-01T20:29:00Z">
               <w:r>
                 <w:delText>Contact Rosen for Conference Dates</w:delText>
               </w:r>
@@ -955,7 +1116,7 @@
             <w:vAlign w:val="center"/>
           </w:tcPr>
           <w:p>
-            <w:del w:id="6" w:author="Sarah Rudder" w:date="2025-07-01T16:29:00Z" w16du:dateUtc="2025-07-01T20:29:00Z">
+            <w:del w:id="32" w:author="Sarah Rudder [2]" w:date="2025-07-01T16:29:00Z" w16du:dateUtc="2025-07-01T20:29:00Z">
               <w:r>
                 <w:delText>Bill Scheible</w:delText>
               </w:r>
@@ -987,7 +1148,7 @@
             <w:vAlign w:val="center"/>
           </w:tcPr>
           <w:p>
-            <w:del w:id="7" w:author="Sarah Rudder" w:date="2025-07-01T16:29:00Z" w16du:dateUtc="2025-07-01T20:29:00Z">
+            <w:del w:id="33" w:author="Sarah Rudder [2]" w:date="2025-07-01T16:29:00Z" w16du:dateUtc="2025-07-01T20:29:00Z">
               <w:r>
                 <w:delText>Closed</w:delText>
               </w:r>
@@ -1008,7 +1169,7 @@
             <w:vAlign w:val="center"/>
           </w:tcPr>
           <w:p>
-            <w:del w:id="8" w:author="Sarah Rudder" w:date="2025-07-01T16:29:00Z" w16du:dateUtc="2025-07-01T20:29:00Z">
+            <w:del w:id="34" w:author="Sarah Rudder [2]" w:date="2025-07-01T16:29:00Z" w16du:dateUtc="2025-07-01T20:29:00Z">
               <w:r>
                 <w:delText>2025-5-3</w:delText>
               </w:r>
@@ -1027,7 +1188,7 @@
             <w:vAlign w:val="center"/>
           </w:tcPr>
           <w:p>
-            <w:del w:id="9" w:author="Sarah Rudder" w:date="2025-07-01T16:29:00Z" w16du:dateUtc="2025-07-01T20:29:00Z">
+            <w:del w:id="35" w:author="Sarah Rudder [2]" w:date="2025-07-01T16:29:00Z" w16du:dateUtc="2025-07-01T20:29:00Z">
               <w:r>
                 <w:delText>WSRC Submission</w:delText>
               </w:r>
@@ -1046,7 +1207,7 @@
             <w:vAlign w:val="center"/>
           </w:tcPr>
           <w:p>
-            <w:del w:id="10" w:author="Sarah Rudder" w:date="2025-07-01T16:29:00Z" w16du:dateUtc="2025-07-01T20:29:00Z">
+            <w:del w:id="36" w:author="Sarah Rudder [2]" w:date="2025-07-01T16:29:00Z" w16du:dateUtc="2025-07-01T20:29:00Z">
               <w:r>
                 <w:delText>Sarah Rudder</w:delText>
               </w:r>
@@ -1078,7 +1239,7 @@
             <w:vAlign w:val="center"/>
           </w:tcPr>
           <w:p>
-            <w:del w:id="11" w:author="Sarah Rudder" w:date="2025-07-01T16:29:00Z" w16du:dateUtc="2025-07-01T20:29:00Z">
+            <w:del w:id="37" w:author="Sarah Rudder [2]" w:date="2025-07-01T16:29:00Z" w16du:dateUtc="2025-07-01T20:29:00Z">
               <w:r>
                 <w:delText>Closed</w:delText>
               </w:r>
@@ -1976,18 +2137,37 @@
       <w:tab/>
       <w:t xml:space="preserve">As of </w:t>
     </w:r>
-    <w:r>
-      <w:t>1</w:t>
-    </w:r>
+    <w:ins w:id="38" w:author="Sarah Rudder" w:date="2025-08-05T15:56:00Z" w16du:dateUtc="2025-08-05T19:56:00Z">
+      <w:r>
+        <w:t>2</w:t>
+      </w:r>
+    </w:ins>
+    <w:ins w:id="39" w:author="Sarah Rudder" w:date="2025-08-05T15:57:00Z" w16du:dateUtc="2025-08-05T19:57:00Z">
+      <w:r>
+        <w:t>5</w:t>
+      </w:r>
+    </w:ins>
+    <w:del w:id="40" w:author="Sarah Rudder" w:date="2025-08-05T15:56:00Z" w16du:dateUtc="2025-08-05T19:56:00Z">
+      <w:r>
+        <w:delText>1</w:delText>
+      </w:r>
+    </w:del>
     <w:r>
       <w:t xml:space="preserve"> </w:t>
     </w:r>
-    <w:r>
-      <w:t>Ju</w:t>
-    </w:r>
-    <w:r>
-      <w:t>ly</w:t>
-    </w:r>
+    <w:ins w:id="41" w:author="Sarah Rudder" w:date="2025-08-05T15:57:00Z" w16du:dateUtc="2025-08-05T19:57:00Z">
+      <w:r>
+        <w:t>August</w:t>
+      </w:r>
+    </w:ins>
+    <w:del w:id="42" w:author="Sarah Rudder" w:date="2025-08-05T15:57:00Z" w16du:dateUtc="2025-08-05T19:57:00Z">
+      <w:r>
+        <w:delText>Ju</w:delText>
+      </w:r>
+      <w:r>
+        <w:delText>ly</w:delText>
+      </w:r>
+    </w:del>
     <w:r>
       <w:t xml:space="preserve"> </w:t>
     </w:r>
@@ -2846,6 +3026,119 @@
       </w:rPr>
     </w:lvl>
     <w:lvl w:ilvl="1" w:tplc="04090003">
+      <w:start w:val="1"/>
+      <w:numFmt w:val="bullet"/>
+      <w:lvlText w:val="o"/>
+      <w:lvlJc w:val="left"/>
+      <w:pPr>
+        <w:ind w:left="1440" w:hanging="360"/>
+      </w:pPr>
+      <w:rPr>
+        <w:rFonts w:ascii="Courier New" w:hAnsi="Courier New" w:cs="Courier New" w:hint="default"/>
+      </w:rPr>
+    </w:lvl>
+    <w:lvl w:ilvl="2" w:tplc="04090005" w:tentative="1">
+      <w:start w:val="1"/>
+      <w:numFmt w:val="bullet"/>
+      <w:lvlText w:val=""/>
+      <w:lvlJc w:val="left"/>
+      <w:pPr>
+        <w:ind w:left="2160" w:hanging="360"/>
+      </w:pPr>
+      <w:rPr>
+        <w:rFonts w:ascii="Wingdings" w:hAnsi="Wingdings" w:hint="default"/>
+      </w:rPr>
+    </w:lvl>
+    <w:lvl w:ilvl="3" w:tplc="04090001" w:tentative="1">
+      <w:start w:val="1"/>
+      <w:numFmt w:val="bullet"/>
+      <w:lvlText w:val=""/>
+      <w:lvlJc w:val="left"/>
+      <w:pPr>
+        <w:ind w:left="2880" w:hanging="360"/>
+      </w:pPr>
+      <w:rPr>
+        <w:rFonts w:ascii="Symbol" w:hAnsi="Symbol" w:hint="default"/>
+      </w:rPr>
+    </w:lvl>
+    <w:lvl w:ilvl="4" w:tplc="04090003" w:tentative="1">
+      <w:start w:val="1"/>
+      <w:numFmt w:val="bullet"/>
+      <w:lvlText w:val="o"/>
+      <w:lvlJc w:val="left"/>
+      <w:pPr>
+        <w:ind w:left="3600" w:hanging="360"/>
+      </w:pPr>
+      <w:rPr>
+        <w:rFonts w:ascii="Courier New" w:hAnsi="Courier New" w:cs="Courier New" w:hint="default"/>
+      </w:rPr>
+    </w:lvl>
+    <w:lvl w:ilvl="5" w:tplc="04090005" w:tentative="1">
+      <w:start w:val="1"/>
+      <w:numFmt w:val="bullet"/>
+      <w:lvlText w:val=""/>
+      <w:lvlJc w:val="left"/>
+      <w:pPr>
+        <w:ind w:left="4320" w:hanging="360"/>
+      </w:pPr>
+      <w:rPr>
+        <w:rFonts w:ascii="Wingdings" w:hAnsi="Wingdings" w:hint="default"/>
+      </w:rPr>
+    </w:lvl>
+    <w:lvl w:ilvl="6" w:tplc="04090001" w:tentative="1">
+      <w:start w:val="1"/>
+      <w:numFmt w:val="bullet"/>
+      <w:lvlText w:val=""/>
+      <w:lvlJc w:val="left"/>
+      <w:pPr>
+        <w:ind w:left="5040" w:hanging="360"/>
+      </w:pPr>
+      <w:rPr>
+        <w:rFonts w:ascii="Symbol" w:hAnsi="Symbol" w:hint="default"/>
+      </w:rPr>
+    </w:lvl>
+    <w:lvl w:ilvl="7" w:tplc="04090003" w:tentative="1">
+      <w:start w:val="1"/>
+      <w:numFmt w:val="bullet"/>
+      <w:lvlText w:val="o"/>
+      <w:lvlJc w:val="left"/>
+      <w:pPr>
+        <w:ind w:left="5760" w:hanging="360"/>
+      </w:pPr>
+      <w:rPr>
+        <w:rFonts w:ascii="Courier New" w:hAnsi="Courier New" w:cs="Courier New" w:hint="default"/>
+      </w:rPr>
+    </w:lvl>
+    <w:lvl w:ilvl="8" w:tplc="04090005" w:tentative="1">
+      <w:start w:val="1"/>
+      <w:numFmt w:val="bullet"/>
+      <w:lvlText w:val=""/>
+      <w:lvlJc w:val="left"/>
+      <w:pPr>
+        <w:ind w:left="6480" w:hanging="360"/>
+      </w:pPr>
+      <w:rPr>
+        <w:rFonts w:ascii="Wingdings" w:hAnsi="Wingdings" w:hint="default"/>
+      </w:rPr>
+    </w:lvl>
+  </w:abstractNum>
+  <w:abstractNum w:abstractNumId="9" w15:restartNumberingAfterBreak="0">
+    <w:nsid w:val="7483112E"/>
+    <w:multiLevelType w:val="hybridMultilevel"/>
+    <w:tmpl w:val="9C40DAB2"/>
+    <w:lvl w:ilvl="0" w:tplc="04090001">
+      <w:start w:val="1"/>
+      <w:numFmt w:val="bullet"/>
+      <w:lvlText w:val=""/>
+      <w:lvlJc w:val="left"/>
+      <w:pPr>
+        <w:ind w:left="720" w:hanging="360"/>
+      </w:pPr>
+      <w:rPr>
+        <w:rFonts w:ascii="Symbol" w:hAnsi="Symbol" w:hint="default"/>
+      </w:rPr>
+    </w:lvl>
+    <w:lvl w:ilvl="1" w:tplc="04090003" w:tentative="1">
       <w:start w:val="1"/>
       <w:numFmt w:val="bullet"/>
       <w:lvlText w:val="o"/>
@@ -2969,12 +3262,18 @@
   <w:num w:numId="9" w16cid:durableId="135954208">
     <w:abstractNumId w:val="2"/>
   </w:num>
+  <w:num w:numId="10" w16cid:durableId="83890256">
+    <w:abstractNumId w:val="9"/>
+  </w:num>
 </w:numbering>
 </file>
 
 <file path=word/people.xml><?xml version="1.0" encoding="utf-8"?>
 <w15:people xmlns:wpc="http://schemas.microsoft.com/office/word/2010/wordprocessingCanvas" xmlns:cx="http://schemas.microsoft.com/office/drawing/2014/chartex" xmlns:cx1="http://schemas.microsoft.com/office/drawing/2015/9/8/chartex" xmlns:cx2="http://schemas.microsoft.com/office/drawing/2015/10/21/chartex" xmlns:cx3="http://schemas.microsoft.com/office/drawing/2016/5/9/chartex" xmlns:cx4="http://schemas.microsoft.com/office/drawing/2016/5/10/chartex" xmlns:cx5="http://schemas.microsoft.com/office/drawing/2016/5/11/chartex" xmlns:cx6="http://schemas.microsoft.com/office/drawing/2016/5/12/chartex" xmlns:cx7="http://schemas.microsoft.com/office/drawing/2016/5/13/chartex" xmlns:cx8="http://schemas.microsoft.com/office/drawing/2016/5/14/chartex" xmlns:mc="http://schemas.openxmlformats.org/markup-compatibility/2006" xmlns:aink="http://schemas.microsoft.com/office/drawing/2016/ink" xmlns:am3d="http://schemas.microsoft.com/office/drawing/2017/model3d" xmlns:o="urn:schemas-microsoft-com:office:office" xmlns:oel="http://schemas.microsoft.com/office/2019/extlst" xmlns:r="http://schemas.openxmlformats.org/officeDocument/2006/relationships" xmlns:m="http://schemas.openxmlformats.org/officeDocument/2006/math" xmlns:v="urn:schemas-microsoft-com:vml" xmlns:wp14="http://schemas.microsoft.com/office/word/2010/wordprocessingDrawing" xmlns:wp="http://schemas.openxmlformats.org/drawingml/2006/wordprocessingDrawing" xmlns:w10="urn:schemas-microsoft-com:office:word" xmlns:w="http://schemas.openxmlformats.org/wordprocessingml/2006/main" xmlns:w14="http://schemas.microsoft.com/office/word/2010/wordml" xmlns:w15="http://schemas.microsoft.com/office/word/2012/wordml" xmlns:w16cex="http://schemas.microsoft.com/office/word/2018/wordml/cex" xmlns:w16cid="http://schemas.microsoft.com/office/word/2016/wordml/cid" xmlns:w16="http://schemas.microsoft.com/office/word/2018/wordml" xmlns:w16du="http://schemas.microsoft.com/office/word/2023/wordml/word16du" xmlns:w16sdtdh="http://schemas.microsoft.com/office/word/2020/wordml/sdtdatahash" xmlns:w16sdtfl="http://schemas.microsoft.com/office/word/2024/wordml/sdtformatlock" xmlns:w16se="http://schemas.microsoft.com/office/word/2015/wordml/symex" xmlns:wpg="http://schemas.microsoft.com/office/word/2010/wordprocessingGroup" xmlns:wpi="http://schemas.microsoft.com/office/word/2010/wordprocessingInk" xmlns:wne="http://schemas.microsoft.com/office/word/2006/wordml" xmlns:wps="http://schemas.microsoft.com/office/word/2010/wordprocessingShape" mc:Ignorable="w14 w15 w16se w16cid w16 w16cex w16sdtdh w16sdtfl w16du wp14">
   <w15:person w15:author="Sarah Rudder">
+    <w15:presenceInfo w15:providerId="Windows Live" w15:userId="926998adba382e54"/>
+  </w15:person>
+  <w15:person w15:author="Sarah Rudder [2]">
     <w15:presenceInfo w15:providerId="AD" w15:userId="S::sarah.rudder@enolatech.com::686e44f2-4579-436a-8562-15623b034fd4"/>
   </w15:person>
 </w15:people>
